--- a/templates/exclusividade_sem_conjuge_mista_2_testemunhas.docx
+++ b/templates/exclusividade_sem_conjuge_mista_2_testemunhas.docx
@@ -26,7 +26,7 @@
           <w:sz w:val="24"/>
           <w:szCs w:val="24"/>
         </w:rPr>
-        <w:t xml:space="preserve">: NOME: {contratante}, ESTADO CIVIL: {estado_civil_contratante}, PROFISSÃO: {profissao_contratante}, </w:t>
+        <w:t xml:space="preserve">: NOME: {contratante}, ESTADO CIVIL: {estado_civil_contratante}, </w:t>
       </w:r>
       <w:proofErr w:type="gramStart"/>
       <w:r>
@@ -1035,7 +1035,7 @@
           <w:sz w:val="24"/>
           <w:szCs w:val="24"/>
         </w:rPr>
-        <w:t>CONTRATANTE - {contratante}</w:t>
+        <w:t>{NOME_PAPEL_CONTRATADO} - {contratado}</w:t>
       </w:r>
     </w:p>
     <w:p>
@@ -1054,7 +1054,7 @@
           <w:sz w:val="24"/>
           <w:szCs w:val="24"/>
         </w:rPr>
-        <w:t>CPF nº {cpf_contratante}</w:t>
+        <w:t>CPF nº {cpf_contratado}</w:t>
       </w:r>
     </w:p>
     <w:p>
@@ -1169,7 +1169,7 @@
           <w:sz w:val="24"/>
           <w:szCs w:val="24"/>
         </w:rPr>
-        <w:t>{NOME_PAPEL_CONTRATADO} - {</w:t>
+        <w:t>CONTRATANTE - {contratante}</w:t>
       </w:r>
       <w:proofErr w:type="spellStart"/>
       <w:r>
@@ -1178,7 +1178,6 @@
           <w:sz w:val="24"/>
           <w:szCs w:val="24"/>
         </w:rPr>
-        <w:t>contratado</w:t>
       </w:r>
       <w:proofErr w:type="spellEnd"/>
       <w:r>
@@ -1187,7 +1186,6 @@
           <w:sz w:val="24"/>
           <w:szCs w:val="24"/>
         </w:rPr>
-        <w:t>}</w:t>
       </w:r>
     </w:p>
     <w:p>
@@ -1206,7 +1204,7 @@
           <w:sz w:val="24"/>
           <w:szCs w:val="24"/>
         </w:rPr>
-        <w:t>CPF nº {cpf_contratado}</w:t>
+        <w:t>CPF nº {cpf_contratante}</w:t>
       </w:r>
     </w:p>
     <w:p>

--- a/templates/exclusividade_sem_conjuge_mista_2_testemunhas.docx
+++ b/templates/exclusividade_sem_conjuge_mista_2_testemunhas.docx
@@ -1158,114 +1158,17 @@
         <w:pStyle w:val="SemEspaamento"/>
         <w:jc w:val="center"/>
         <w:rPr>
-          <w:b/>
           <w:sz w:val="24"/>
           <w:szCs w:val="24"/>
         </w:rPr>
       </w:pPr>
       <w:r>
         <w:rPr>
-          <w:b/>
           <w:sz w:val="24"/>
           <w:szCs w:val="24"/>
         </w:rPr>
-        <w:t>CONTRATANTE - {contratante}</w:t>
+        <w:t>{{CONTRATANTE_ASSINATURA_MANUAL}}</w:t>
       </w:r>
-      <w:proofErr w:type="spellStart"/>
-      <w:r>
-        <w:rPr>
-          <w:b/>
-          <w:sz w:val="24"/>
-          <w:szCs w:val="24"/>
-        </w:rPr>
-      </w:r>
-      <w:proofErr w:type="spellEnd"/>
-      <w:r>
-        <w:rPr>
-          <w:b/>
-          <w:sz w:val="24"/>
-          <w:szCs w:val="24"/>
-        </w:rPr>
-      </w:r>
-    </w:p>
-    <w:p>
-      <w:pPr>
-        <w:pStyle w:val="SemEspaamento"/>
-        <w:jc w:val="center"/>
-        <w:rPr>
-          <w:b/>
-          <w:sz w:val="24"/>
-          <w:szCs w:val="24"/>
-        </w:rPr>
-      </w:pPr>
-      <w:r>
-        <w:rPr>
-          <w:b/>
-          <w:sz w:val="24"/>
-          <w:szCs w:val="24"/>
-        </w:rPr>
-        <w:t>CPF nº {cpf_contratante}</w:t>
-      </w:r>
-    </w:p>
-    <w:p>
-      <w:pPr>
-        <w:pStyle w:val="SemEspaamento"/>
-        <w:jc w:val="center"/>
-        <w:rPr>
-          <w:sz w:val="24"/>
-          <w:szCs w:val="24"/>
-        </w:rPr>
-      </w:pPr>
-    </w:p>
-    <w:p>
-      <w:pPr>
-        <w:pStyle w:val="SemEspaamento"/>
-        <w:jc w:val="center"/>
-        <w:rPr>
-          <w:sz w:val="24"/>
-          <w:szCs w:val="24"/>
-        </w:rPr>
-      </w:pPr>
-    </w:p>
-    <w:p>
-      <w:pPr>
-        <w:pStyle w:val="SemEspaamento"/>
-        <w:jc w:val="center"/>
-        <w:rPr>
-          <w:sz w:val="24"/>
-          <w:szCs w:val="24"/>
-        </w:rPr>
-      </w:pPr>
-    </w:p>
-    <w:p>
-      <w:pPr>
-        <w:pStyle w:val="SemEspaamento"/>
-        <w:jc w:val="center"/>
-        <w:rPr>
-          <w:sz w:val="24"/>
-          <w:szCs w:val="24"/>
-        </w:rPr>
-      </w:pPr>
-    </w:p>
-    <w:p>
-      <w:pPr>
-        <w:pStyle w:val="SemEspaamento"/>
-        <w:jc w:val="center"/>
-        <w:rPr>
-          <w:sz w:val="24"/>
-          <w:szCs w:val="24"/>
-        </w:rPr>
-      </w:pPr>
-    </w:p>
-    <w:p>
-      <w:pPr>
-        <w:pStyle w:val="SemEspaamento"/>
-        <w:jc w:val="center"/>
-        <w:rPr>
-          <w:sz w:val="24"/>
-          <w:szCs w:val="24"/>
-        </w:rPr>
-      </w:pPr>
     </w:p>
     <w:p>
       <w:pPr>

--- a/templates/exclusividade_sem_conjuge_mista_2_testemunhas.docx
+++ b/templates/exclusividade_sem_conjuge_mista_2_testemunhas.docx
@@ -1092,80 +1092,6 @@
         <w:rPr>
           <w:sz w:val="24"/>
           <w:szCs w:val="24"/>
-          <w:u w:val="single"/>
-        </w:rPr>
-        <w:tab/>
-      </w:r>
-      <w:r>
-        <w:rPr>
-          <w:sz w:val="24"/>
-          <w:szCs w:val="24"/>
-          <w:u w:val="single"/>
-        </w:rPr>
-        <w:tab/>
-      </w:r>
-      <w:r>
-        <w:rPr>
-          <w:sz w:val="24"/>
-          <w:szCs w:val="24"/>
-          <w:u w:val="single"/>
-        </w:rPr>
-        <w:tab/>
-      </w:r>
-      <w:r>
-        <w:rPr>
-          <w:sz w:val="24"/>
-          <w:szCs w:val="24"/>
-          <w:u w:val="single"/>
-        </w:rPr>
-        <w:tab/>
-      </w:r>
-      <w:r>
-        <w:rPr>
-          <w:sz w:val="24"/>
-          <w:szCs w:val="24"/>
-          <w:u w:val="single"/>
-        </w:rPr>
-        <w:tab/>
-      </w:r>
-      <w:r>
-        <w:rPr>
-          <w:sz w:val="24"/>
-          <w:szCs w:val="24"/>
-          <w:u w:val="single"/>
-        </w:rPr>
-        <w:tab/>
-      </w:r>
-      <w:r>
-        <w:rPr>
-          <w:sz w:val="24"/>
-          <w:szCs w:val="24"/>
-          <w:u w:val="single"/>
-        </w:rPr>
-        <w:tab/>
-      </w:r>
-      <w:r>
-        <w:rPr>
-          <w:sz w:val="24"/>
-          <w:szCs w:val="24"/>
-          <w:u w:val="single"/>
-        </w:rPr>
-        <w:tab/>
-      </w:r>
-    </w:p>
-    <w:p>
-      <w:pPr>
-        <w:pStyle w:val="SemEspaamento"/>
-        <w:jc w:val="center"/>
-        <w:rPr>
-          <w:sz w:val="24"/>
-          <w:szCs w:val="24"/>
-        </w:rPr>
-      </w:pPr>
-      <w:r>
-        <w:rPr>
-          <w:sz w:val="24"/>
-          <w:szCs w:val="24"/>
         </w:rPr>
         <w:t>{{CONTRATANTE_ASSINATURA_MANUAL}}</w:t>
       </w:r>

--- a/templates/exclusividade_sem_conjuge_mista_2_testemunhas.docx
+++ b/templates/exclusividade_sem_conjuge_mista_2_testemunhas.docx
@@ -35,7 +35,7 @@
           <w:sz w:val="24"/>
           <w:szCs w:val="24"/>
         </w:rPr>
-        <w:t>CPF(</w:t>
+        <w:t>{doc_label_contratante}: {cpf_contratante}</w:t>
       </w:r>
       <w:proofErr w:type="gramEnd"/>
       <w:r>
@@ -44,7 +44,7 @@
           <w:sz w:val="24"/>
           <w:szCs w:val="24"/>
         </w:rPr>
-        <w:t>MF) Nº: {cpf_contratante}, IDENTIDADE Nº: {rg_contratante}, ENDEREÇO: {endereco_contratante}.</w:t>
+        <w:t>, IDENTIDADE Nº: {rg_contratante}, ENDEREÇO: {endereco_contratante}.</w:t>
       </w:r>
     </w:p>
     <w:p>
@@ -117,7 +117,7 @@
           <w:sz w:val="24"/>
           <w:szCs w:val="24"/>
         </w:rPr>
-        <w:t>CPF(</w:t>
+        <w:t>{doc_label_contratado}: {cpf_contratado}</w:t>
       </w:r>
       <w:proofErr w:type="gramEnd"/>
       <w:r>
@@ -126,7 +126,6 @@
           <w:sz w:val="24"/>
           <w:szCs w:val="24"/>
         </w:rPr>
-        <w:t xml:space="preserve">MF) </w:t>
       </w:r>
       <w:proofErr w:type="spellStart"/>
       <w:r>
@@ -135,7 +134,6 @@
           <w:sz w:val="24"/>
           <w:szCs w:val="24"/>
         </w:rPr>
-        <w:t>ou</w:t>
       </w:r>
       <w:proofErr w:type="spellEnd"/>
       <w:r>
@@ -144,7 +142,7 @@
           <w:sz w:val="24"/>
           <w:szCs w:val="24"/>
         </w:rPr>
-        <w:t xml:space="preserve"> CNPJ(MF): {cpf_contratado}, CRECI Nº: {creci_contratado}, ENDEREÇO: {endereco_contratado}, TELEFONES: {telefone_contratado}.</w:t>
+        <w:t>, CRECI Nº: {creci_contratado}, ENDEREÇO: {endereco_contratado}, TELEFONES: {telefone_contratado}.</w:t>
       </w:r>
     </w:p>
     <w:p>
@@ -1054,7 +1052,7 @@
           <w:sz w:val="24"/>
           <w:szCs w:val="24"/>
         </w:rPr>
-        <w:t>CPF nº {cpf_contratado}</w:t>
+        <w:t>{doc_label_contratado} {cpf_contratado}</w:t>
       </w:r>
     </w:p>
     <w:p>
